--- a/packages/document-engine/templates/fire/7.2_fire_annual_report.docx
+++ b/packages/document-engine/templates/fire/7.2_fire_annual_report.docx
@@ -36,7 +36,7 @@
           <w:szCs w:val="24"/>
           <w:lang w:val="ro-RO"/>
         </w:rPr>
-        <w:t xml:space="preserve">RAPORTUL ANUAL DE EVALUARE A NIVELULUI DE APĂRARE ÎMPOTRIVA INCENDIILOR</w:t>
+        <w:t xml:space="preserve">RAPORTUL ANUAL DE EVALUARE A CAPACITĂȚII DE APĂRARE ÎMPOTRIVA INCENDIILOR</w:t>
       </w:r>
     </w:p>
     <w:p>
@@ -258,7 +258,7 @@
           <w:szCs w:val="20"/>
           <w:lang w:val="ro-RO"/>
         </w:rPr>
-        <w:t xml:space="preserve">– {{title}}, {{reference}};</w:t>
+        <w:t xml:space="preserve">– {{title}}, {{reference}}{{#$last}}.{{/$last}}{{^$last}};{{/$last}}</w:t>
       </w:r>
     </w:p>
     <w:p>
@@ -2600,7 +2600,7 @@
                 <w:szCs w:val="16"/>
                 <w:lang w:val="ro-RO"/>
               </w:rPr>
-              <w:t xml:space="preserve">(instruirile introductiv-generale, la locul de muncă și periodice efectuate, numărul participanților, rezultatele testării și concluziile)</w:t>
+              <w:t xml:space="preserve">(instructajele introductive generale, specifice locului de muncă și periodice efectuate, numărul participanților, rezultatele testării și concluziile)</w:t>
             </w:r>
           </w:p>
         </w:tc>
@@ -3316,7 +3316,7 @@
                 <w:szCs w:val="16"/>
                 <w:lang w:val="ro-RO"/>
               </w:rPr>
-              <w:t xml:space="preserve">(controalele structurii cu atribuții și ale șefilor locurilor de muncă, cu deficiențele constatate)</w:t>
+              <w:t xml:space="preserve">(controalele structurii cu atribuții și ale conducătorilor locurilor de muncă, cu deficiențele constatate)</w:t>
             </w:r>
           </w:p>
         </w:tc>
@@ -5692,7 +5692,7 @@
               <w:szCs w:val="16"/>
               <w:lang w:val="ro-RO"/>
             </w:rPr>
-            <w:t>Raportul anual de evaluare a nivelului de apărare împotriva incendiilor</w:t>
+            <w:t>Raportul anual de evaluare a capacității de apărare împotriva incendiilor</w:t>
           </w:r>
         </w:p>
       </w:tc>
@@ -6491,7 +6491,7 @@
               <w:szCs w:val="16"/>
               <w:lang w:val="ro-RO"/>
             </w:rPr>
-            <w:t>Raportul anual de evaluare a nivelului de apărare împotriva incendiilor</w:t>
+            <w:t>Raportul anual de evaluare a capacității de apărare împotriva incendiilor</w:t>
           </w:r>
         </w:p>
       </w:tc>
@@ -7290,7 +7290,7 @@
               <w:szCs w:val="16"/>
               <w:lang w:val="ro-RO"/>
             </w:rPr>
-            <w:t>Raportul anual de evaluare a nivelului de apărare împotriva incendiilor</w:t>
+            <w:t>Raportul anual de evaluare a capacității de apărare împotriva incendiilor</w:t>
           </w:r>
         </w:p>
       </w:tc>

--- a/packages/document-engine/templates/fire/7.2_fire_annual_report.docx
+++ b/packages/document-engine/templates/fire/7.2_fire_annual_report.docx
@@ -4270,43 +4270,6 @@
         <w:pageBreakBefore w:val="false"/>
         <w:widowControl/>
         <w:bidi w:val="0"/>
-        <w:spacing w:before="0" w:after="0"/>
-        <w:ind w:hanging="0" w:left="0"/>
-        <w:jc w:val="left"/>
-        <w:rPr>
-          <w:rFonts w:eastAsia="Arial" w:cs="Arial" w:ascii="Arial" w:hAnsi="Arial"/>
-          <w:b w:val="false"/>
-          <w:i w:val="false"/>
-          <w:color w:val="auto"/>
-          <w:spacing w:val="0"/>
-          <w:w w:val="100"/>
-          <w:sz w:val="20"/>
-          <w:szCs w:val="20"/>
-          <w:lang w:val="ro-RO"/>
-        </w:rPr>
-      </w:pPr>
-      <w:r>
-        <w:rPr>
-          <w:rFonts w:eastAsia="Arial" w:cs="Arial" w:ascii="Arial" w:hAnsi="Arial"/>
-          <w:b w:val="false"/>
-          <w:i w:val="false"/>
-          <w:color w:val="auto"/>
-          <w:spacing w:val="0"/>
-          <w:w w:val="100"/>
-          <w:sz w:val="20"/>
-          <w:szCs w:val="20"/>
-          <w:lang w:val="ro-RO"/>
-        </w:rPr>
-        <w:t xml:space="preserve">{{#fire.annualReport.allGenerated}}</w:t>
-      </w:r>
-    </w:p>
-    <w:p>
-      <w:pPr>
-        <w:pStyle w:val="Normal"/>
-        <w:keepNext w:val="false"/>
-        <w:pageBreakBefore w:val="false"/>
-        <w:widowControl/>
-        <w:bidi w:val="0"/>
         <w:spacing w:before="120" w:after="120"/>
         <w:ind w:hanging="0" w:left="0"/>
         <w:jc w:val="left"/>
@@ -4334,155 +4297,7 @@
           <w:szCs w:val="20"/>
           <w:lang w:val="ro-RO"/>
         </w:rPr>
-        <w:t xml:space="preserve">Toate documentele cerute operatorului sunt întocmite.</w:t>
-      </w:r>
-    </w:p>
-    <w:p>
-      <w:pPr>
-        <w:pStyle w:val="Normal"/>
-        <w:keepNext w:val="false"/>
-        <w:pageBreakBefore w:val="false"/>
-        <w:widowControl/>
-        <w:bidi w:val="0"/>
-        <w:spacing w:before="0" w:after="0"/>
-        <w:ind w:hanging="0" w:left="0"/>
-        <w:jc w:val="left"/>
-        <w:rPr>
-          <w:rFonts w:eastAsia="Arial" w:cs="Arial" w:ascii="Arial" w:hAnsi="Arial"/>
-          <w:b w:val="false"/>
-          <w:i w:val="false"/>
-          <w:color w:val="auto"/>
-          <w:spacing w:val="0"/>
-          <w:w w:val="100"/>
-          <w:sz w:val="20"/>
-          <w:szCs w:val="20"/>
-          <w:lang w:val="ro-RO"/>
-        </w:rPr>
-      </w:pPr>
-      <w:r>
-        <w:rPr>
-          <w:rFonts w:eastAsia="Arial" w:cs="Arial" w:ascii="Arial" w:hAnsi="Arial"/>
-          <w:b w:val="false"/>
-          <w:i w:val="false"/>
-          <w:color w:val="auto"/>
-          <w:spacing w:val="0"/>
-          <w:w w:val="100"/>
-          <w:sz w:val="20"/>
-          <w:szCs w:val="20"/>
-          <w:lang w:val="ro-RO"/>
-        </w:rPr>
-        <w:t xml:space="preserve">{{/fire.annualReport.allGenerated}}</w:t>
-      </w:r>
-    </w:p>
-    <w:p>
-      <w:pPr>
-        <w:pStyle w:val="Normal"/>
-        <w:keepNext w:val="false"/>
-        <w:pageBreakBefore w:val="false"/>
-        <w:widowControl/>
-        <w:bidi w:val="0"/>
-        <w:spacing w:before="0" w:after="0"/>
-        <w:ind w:hanging="0" w:left="0"/>
-        <w:jc w:val="left"/>
-        <w:rPr>
-          <w:rFonts w:eastAsia="Arial" w:cs="Arial" w:ascii="Arial" w:hAnsi="Arial"/>
-          <w:b w:val="false"/>
-          <w:i w:val="false"/>
-          <w:color w:val="auto"/>
-          <w:spacing w:val="0"/>
-          <w:w w:val="100"/>
-          <w:sz w:val="20"/>
-          <w:szCs w:val="20"/>
-          <w:lang w:val="ro-RO"/>
-        </w:rPr>
-      </w:pPr>
-      <w:r>
-        <w:rPr>
-          <w:rFonts w:eastAsia="Arial" w:cs="Arial" w:ascii="Arial" w:hAnsi="Arial"/>
-          <w:b w:val="false"/>
-          <w:i w:val="false"/>
-          <w:color w:val="auto"/>
-          <w:spacing w:val="0"/>
-          <w:w w:val="100"/>
-          <w:sz w:val="20"/>
-          <w:szCs w:val="20"/>
-          <w:lang w:val="ro-RO"/>
-        </w:rPr>
-        <w:t xml:space="preserve">{{^fire.annualReport.allGenerated}}</w:t>
-      </w:r>
-    </w:p>
-    <w:p>
-      <w:pPr>
-        <w:pStyle w:val="Normal"/>
-        <w:keepNext w:val="false"/>
-        <w:pageBreakBefore w:val="false"/>
-        <w:widowControl/>
-        <w:bidi w:val="0"/>
-        <w:spacing w:before="120" w:after="120"/>
-        <w:ind w:hanging="0" w:left="0"/>
-        <w:jc w:val="left"/>
-        <w:rPr>
-          <w:rFonts w:eastAsia="Arial" w:cs="Arial" w:ascii="Arial" w:hAnsi="Arial"/>
-          <w:b w:val="false"/>
-          <w:i w:val="false"/>
-          <w:color w:val="auto"/>
-          <w:spacing w:val="0"/>
-          <w:w w:val="100"/>
-          <w:sz w:val="20"/>
-          <w:szCs w:val="20"/>
-          <w:lang w:val="ro-RO"/>
-        </w:rPr>
-      </w:pPr>
-      <w:r>
-        <w:rPr>
-          <w:rFonts w:eastAsia="Arial" w:cs="Arial" w:ascii="Arial" w:hAnsi="Arial"/>
-          <w:b w:val="false"/>
-          <w:i w:val="false"/>
-          <w:color w:val="auto"/>
-          <w:spacing w:val="0"/>
-          <w:w w:val="100"/>
-          <w:sz w:val="20"/>
-          <w:szCs w:val="20"/>
-          <w:lang w:val="ro-RO"/>
-        </w:rPr>
-        <w:t xml:space="preserve">Documente neîntocmite încă: {{fire.annualReport.missingCount}}.</w:t>
-      </w:r>
-    </w:p>
-    <w:p>
-      <w:pPr>
-        <w:pStyle w:val="Normal"/>
-        <w:keepNext w:val="false"/>
-        <w:pageBreakBefore w:val="false"/>
-        <w:widowControl/>
-        <w:bidi w:val="0"/>
-        <w:spacing w:before="0" w:after="0"/>
-        <w:ind w:hanging="0" w:left="0"/>
-        <w:jc w:val="left"/>
-        <w:rPr>
-          <w:rFonts w:eastAsia="Arial" w:cs="Arial" w:ascii="Arial" w:hAnsi="Arial"/>
-          <w:b w:val="false"/>
-          <w:i w:val="false"/>
-          <w:color w:val="auto"/>
-          <w:spacing w:val="0"/>
-          <w:w w:val="100"/>
-          <w:sz w:val="20"/>
-          <w:szCs w:val="20"/>
-          <w:lang w:val="ro-RO"/>
-        </w:rPr>
-      </w:pPr>
-      <w:r>
-        <w:rPr>
-          <w:rFonts w:eastAsia="Arial" w:cs="Arial" w:ascii="Arial" w:hAnsi="Arial"/>
-          <w:b w:val="false"/>
-          <w:i w:val="false"/>
-          <w:color w:val="auto"/>
-          <w:spacing w:val="0"/>
-          <w:w w:val="100"/>
-          <w:sz w:val="20"/>
-          <w:szCs w:val="20"/>
-          <w:lang w:val="ro-RO"/>
-        </w:rPr>
-        <w:t xml:space="preserve">{{/fire.annualReport.allGenerated}}</w:t>
+        <w:t xml:space="preserve">{{fire.annualReport.documentsSummary}}</w:t>
       </w:r>
     </w:p>
     <w:p>
